--- a/historia_geografia_7/05_produccion_anual/bloque_2/planes/PLANES_BLOQUE_II_A4.docx
+++ b/historia_geografia_7/05_produccion_anual/bloque_2/planes/PLANES_BLOQUE_II_A4.docx
@@ -9531,7 +9531,7 @@
         <w:pStyle w:val="ListBullet"/>
       </w:pPr>
       <w:r>
-        <w:t>Las fechas de las rebeliones de Tabaré y de Oberá son las habituales en la bibliografía; el tomo las da como aproximadas («hacia 1542»).</w:t>
+        <w:t>Levantamientos de Aracaré y Tabaré: 1542-1543; la rebelión de Tabaré se fecha en 1543 (Roulet). Oberá y Overá son variantes del mismo nombre en la bibliografía.</w:t>
       </w:r>
     </w:p>
     <w:p>
@@ -11500,7 +11500,7 @@
         <w:pStyle w:val="ListBullet"/>
       </w:pPr>
       <w:r>
-        <w:t>Los dos fragmentos vienen de la transcripción de Rivarola Paoli, con su ortografía. Sobre 1539, el tomo presenta el debate sin tomar partido: no afirmar que hubo una elección.</w:t>
+        <w:t>Los dos fragmentos vienen de la transcripción de Rivarola Paoli; el segundo es una adaptación escolar declarada en el tomo (no es cita literal). Sobre 1539, el tomo presenta el debate sin tomar partido: no afirmar que hubo una elección.</w:t>
       </w:r>
     </w:p>
     <w:p>

--- a/historia_geografia_7/05_produccion_anual/bloque_2/planes/PLANES_BLOQUE_II_A4.docx
+++ b/historia_geografia_7/05_produccion_anual/bloque_2/planes/PLANES_BLOQUE_II_A4.docx
@@ -16643,7 +16643,7 @@
         <w:pStyle w:val="ListBullet"/>
       </w:pPr>
       <w:r>
-        <w:t>La integradora evalúa las capacidades H1, H2, H3 y H4 (Unidades 1 a 3); la matriz del solucionario muestra el peso de cada una.</w:t>
+        <w:t>La integradora evalúa las capacidades H1, H2, H3 y H4 (Unidades 1 a 3); la matriz muestra cobertura y puntajes por ítem, pero los puntos compartidos no equivalen a un peso exclusivo por capacidad.</w:t>
       </w:r>
     </w:p>
     <w:p>
